--- a/profiles/Pair_14_questionnaire.docx
+++ b/profiles/Pair_14_questionnaire.docx
@@ -5,6 +5,7 @@
     <w:p>
       <w:pPr>
         <w:pStyle w:val="Heading1"/>
+        <w:spacing w:after="200"/>
       </w:pPr>
       <w:r>
         <w:t xml:space="preserve">Profile Pair Compatibility Questionnaire — Pair 14</w:t>
@@ -12,7 +13,7 @@
     </w:p>
     <w:p>
       <w:pPr>
-        <w:spacing w:after="300"/>
+        <w:spacing w:after="160"/>
       </w:pPr>
       <w:r>
         <w:t xml:space="preserve">You will be presented with a pair of dating profiles selected from an online dating site. Evaluate the pair independently and base your judgments only on the information provided in the profiles below. Rate the pair on four compatibility dimensions followed by an overall compatibility assessment.</w:t>
@@ -20,7 +21,7 @@
     </w:p>
     <w:p>
       <w:pPr>
-        <w:spacing w:after="100" w:before="200"/>
+        <w:spacing w:after="120" w:before="120"/>
       </w:pPr>
       <w:r>
         <w:rPr>
@@ -32,7 +33,7 @@
     </w:p>
     <w:p>
       <w:pPr>
-        <w:spacing w:after="150"/>
+        <w:spacing w:after="160"/>
       </w:pPr>
       <w:r>
         <w:t xml:space="preserve">I'm 32, and I'm a pharmacist at a hospital, which is considerably more clinical than the retail version and I substantially prefer it that way. Doctorate in pharmacy. White, five foot six, and I have been exactly that height since I was approximately fourteen. My parents live about an hour away.</w:t>
@@ -40,15 +41,15 @@
     </w:p>
     <w:p>
       <w:pPr>
-        <w:spacing w:after="150"/>
-      </w:pPr>
-      <w:r>
-        <w:t xml:space="preserve">I'm steady and difficult to rattle, which the job rewards continuously. I would rather raise something awkward immediately than allow it to become permanent through neglect. Nobody has ever described me as spontaneous, and I have made my peace with that. Reliably told that I am easy company, which I sincerely hope is accurate.</w:t>
-      </w:r>
-    </w:p>
-    <w:p>
-      <w:pPr>
-        <w:spacing w:after="150"/>
+        <w:spacing w:after="160"/>
+      </w:pPr>
+      <w:r>
+        <w:t xml:space="preserve">I'm steady and hard to knock off balance, which the job rewards continuously. I would rather raise something awkward immediately than let it become permanent through neglect. No one has ever called me spontaneous, and I have made my peace with that. I'm reliably told that I am easy company, which I sincerely hope is accurate.</w:t>
+      </w:r>
+    </w:p>
+    <w:p>
+      <w:pPr>
+        <w:spacing w:after="160"/>
       </w:pPr>
       <w:r>
         <w:t xml:space="preserve">Most of my week ends at a bouldering wall, and I'm considerably stronger than I appear to be. I swim when my shoulders need a break from the climbing. I do the crossword most mornings and I'm generally a puzzle junkie about anything similar. I listen to a great deal of jazz, and I care unreasonably about high-definition audio.</w:t>
@@ -56,7 +57,7 @@
     </w:p>
     <w:p>
       <w:pPr>
-        <w:spacing w:after="150"/>
+        <w:spacing w:after="160"/>
       </w:pPr>
       <w:r>
         <w:t xml:space="preserve">Message me if you climb, or would be willing to try it. Direct suits me. And plainly: I am five foot six, and I know that ends the conversation for a considerable number of people, so I would rather establish it now than after three messages.</w:t>
@@ -64,7 +65,7 @@
     </w:p>
     <w:p>
       <w:pPr>
-        <w:spacing w:after="100" w:before="200"/>
+        <w:spacing w:after="120" w:before="120"/>
       </w:pPr>
       <w:r>
         <w:rPr>
@@ -76,31 +77,31 @@
     </w:p>
     <w:p>
       <w:pPr>
-        <w:spacing w:after="150"/>
-      </w:pPr>
-      <w:r>
-        <w:t xml:space="preserve">I'm 29, and I'm a structural engineer, mostly working on bridges and parking structures. Professional license, and a master's degree before it. White, six foot exactly, and I have been the tallest woman in every room since I was approximately twelve. I grew up here and I intend to stay.</w:t>
-      </w:r>
-    </w:p>
-    <w:p>
-      <w:pPr>
-        <w:spacing w:after="150"/>
-      </w:pPr>
-      <w:r>
-        <w:t xml:space="preserve">I'm direct, occasionally more than people are expecting. I would rather have an uncomfortable conversation immediately than a resentful one considerably later. I'm reasonably warm once I'm no longer being measured, which does take a while. Genuinely difficult to offend, and I have had a considerable amount of practice.</w:t>
-      </w:r>
-    </w:p>
-    <w:p>
-      <w:pPr>
-        <w:spacing w:after="150"/>
-      </w:pPr>
-      <w:r>
-        <w:t xml:space="preserve">Bouldering, three or four evenings a week, and the reach helps considerably more than people assume that it does. I run at weekends. I do the crossword every morning, and I'm fairly religious about it. I listen to a lot of jazz, which I inherited from my father.</w:t>
-      </w:r>
-    </w:p>
-    <w:p>
-      <w:pPr>
-        <w:spacing w:after="150"/>
+        <w:spacing w:after="160"/>
+      </w:pPr>
+      <w:r>
+        <w:t xml:space="preserve">I'm 29, and I'm a structural engineer, mostly working on bridges and parking structures. Professional license, and a master's degree before it. White, six foot exactly — the tallest woman in every room since middle school. I grew up here and I intend to stay.</w:t>
+      </w:r>
+    </w:p>
+    <w:p>
+      <w:pPr>
+        <w:spacing w:after="160"/>
+      </w:pPr>
+      <w:r>
+        <w:t xml:space="preserve">I'm direct, occasionally more than people are expecting. I would rather have an uncomfortable conversation today than a resentful one later. I'm reasonably warm once I'm no longer being measured, which does take a while. Genuinely difficult to offend, and I have had a considerable amount of practice.</w:t>
+      </w:r>
+    </w:p>
+    <w:p>
+      <w:pPr>
+        <w:spacing w:after="160"/>
+      </w:pPr>
+      <w:r>
+        <w:t xml:space="preserve">The jazz I inherited from my father, and it has proved permanent. The crossword happens every day, and I am strict about it. Bouldering occupies three or four evenings a week — the reach contributes considerably more than people assume. On weekends I run.</w:t>
+      </w:r>
+    </w:p>
+    <w:p>
+      <w:pPr>
+        <w:spacing w:after="160"/>
       </w:pPr>
       <w:r>
         <w:t xml:space="preserve">I am six foot, and men have been strange about that my entire life. I would rather you decided about it now than resented it quietly later. Otherwise, I am looking for somebody who says the awkward thing out loud, and who already climbs or would let me drag them to a wall once.</w:t>
@@ -109,19 +110,15 @@
     <w:p>
       <w:pPr>
         <w:pStyle w:val="Heading2"/>
-        <w:spacing w:after="150" w:before="300"/>
-      </w:pPr>
-      <w:r>
-        <w:rPr>
-          <w:b/>
-          <w:bCs/>
-        </w:rPr>
+        <w:spacing w:after="160" w:before="200"/>
+      </w:pPr>
+      <w:r>
         <w:t xml:space="preserve">Questions</w:t>
       </w:r>
     </w:p>
     <w:p>
       <w:pPr>
-        <w:spacing w:after="200"/>
+        <w:spacing w:after="160"/>
       </w:pPr>
       <w:r>
         <w:t xml:space="preserve">1. How realistic do these two dating profiles appear? (1 = Not at all realistic, 7 = Highly realistic)</w:t>
@@ -129,7 +126,7 @@
     </w:p>
     <w:p>
       <w:pPr>
-        <w:spacing w:after="200"/>
+        <w:spacing w:after="60"/>
       </w:pPr>
       <w:r>
         <w:t xml:space="preserve">2. Which of the following best describes how these profiles were constructed:</w:t>
@@ -137,39 +134,34 @@
     </w:p>
     <w:p>
       <w:pPr>
-        <w:spacing w:after="100"/>
-        <w:ind w:left="360"/>
-      </w:pPr>
-      <w:r>
-        <w:t xml:space="preserve">1. Written by LLMs without human input</w:t>
-      </w:r>
-    </w:p>
-    <w:p>
-      <w:pPr>
-        <w:spacing w:after="100"/>
-        <w:ind w:left="360"/>
-      </w:pPr>
-      <w:r>
-        <w:t xml:space="preserve">2. Written by Humans without LLM assistance</w:t>
-      </w:r>
-    </w:p>
-    <w:p>
-      <w:pPr>
-        <w:spacing w:after="100"/>
-        <w:ind w:left="360"/>
-      </w:pPr>
-      <w:r>
-        <w:t xml:space="preserve">3. Written through human-AI collaboration</w:t>
-      </w:r>
-    </w:p>
-    <w:p>
-      <w:pPr>
-        <w:spacing w:after="100"/>
-      </w:pPr>
-    </w:p>
-    <w:p>
-      <w:pPr>
-        <w:spacing w:after="200"/>
+        <w:spacing w:after="40"/>
+        <w:ind w:left="720"/>
+      </w:pPr>
+      <w:r>
+        <w:t xml:space="preserve">a. Written by LLMs without human input</w:t>
+      </w:r>
+    </w:p>
+    <w:p>
+      <w:pPr>
+        <w:spacing w:after="40"/>
+        <w:ind w:left="720"/>
+      </w:pPr>
+      <w:r>
+        <w:t xml:space="preserve">b. Written by Humans without LLM assistance</w:t>
+      </w:r>
+    </w:p>
+    <w:p>
+      <w:pPr>
+        <w:spacing w:after="160"/>
+        <w:ind w:left="720"/>
+      </w:pPr>
+      <w:r>
+        <w:t xml:space="preserve">c. Written through human-AI collaboration</w:t>
+      </w:r>
+    </w:p>
+    <w:p>
+      <w:pPr>
+        <w:spacing w:after="160"/>
       </w:pPr>
       <w:r>
         <w:t xml:space="preserve">3. On a scale of 0-100 (0 = No compatibility, 100 = Perfect compatibility), rate the compatibility of the pair based on their social and demographic characteristics such as age, ethnicity, religion, education, height, body type, and other relevant background characteristics.</w:t>
@@ -177,7 +169,7 @@
     </w:p>
     <w:p>
       <w:pPr>
-        <w:spacing w:after="200"/>
+        <w:spacing w:after="160"/>
       </w:pPr>
       <w:r>
         <w:t xml:space="preserve">4. How confident are you in your social and demographic rating? (0 = Not at all confident, 100 = Extremely confident)</w:t>
@@ -185,7 +177,7 @@
     </w:p>
     <w:p>
       <w:pPr>
-        <w:spacing w:after="200"/>
+        <w:spacing w:after="160"/>
       </w:pPr>
       <w:r>
         <w:t xml:space="preserve">5. On a scale of 0-100 (0 = No compatibility, 100 = Perfect compatibility), rate the compatibility of the pair based on their psychological characteristics, personality, and interpersonal style.</w:t>
@@ -193,7 +185,7 @@
     </w:p>
     <w:p>
       <w:pPr>
-        <w:spacing w:after="200"/>
+        <w:spacing w:after="160"/>
       </w:pPr>
       <w:r>
         <w:t xml:space="preserve">6. How confident are you in your psychological compatibility rating? (0 = Not at all confident, 100 = Extremely confident)?</w:t>
@@ -201,7 +193,7 @@
     </w:p>
     <w:p>
       <w:pPr>
-        <w:spacing w:after="200"/>
+        <w:spacing w:after="160"/>
       </w:pPr>
       <w:r>
         <w:t xml:space="preserve">7. On a scale of 0-100 (0 = No compatibility, 100 = Perfect compatibility), rate the compatibility of the pair based on their hobbies, lifestyles, activities, and interests.</w:t>
@@ -209,7 +201,7 @@
     </w:p>
     <w:p>
       <w:pPr>
-        <w:spacing w:after="200"/>
+        <w:spacing w:after="160"/>
       </w:pPr>
       <w:r>
         <w:t xml:space="preserve">8. How confident are you in your hobbies, lifestyle, and interests compatibility rating? (0 = Not at all confident, 100 = Extremely confident)?</w:t>
@@ -217,7 +209,7 @@
     </w:p>
     <w:p>
       <w:pPr>
-        <w:spacing w:after="200"/>
+        <w:spacing w:after="160"/>
       </w:pPr>
       <w:r>
         <w:t xml:space="preserve">9. On a scale of 0-100 (0 = No compatibility, 100 = Perfect compatibility), rate the compatibility of the pair based on their expectations from their partner or relationship.</w:t>
@@ -225,7 +217,7 @@
     </w:p>
     <w:p>
       <w:pPr>
-        <w:spacing w:after="200"/>
+        <w:spacing w:after="160"/>
       </w:pPr>
       <w:r>
         <w:t xml:space="preserve">10. How confident are you in your partner-expectation compatibility rating? (0 = Not at all confident, 100 = Extremely confident)</w:t>
@@ -233,7 +225,7 @@
     </w:p>
     <w:p>
       <w:pPr>
-        <w:spacing w:after="200"/>
+        <w:spacing w:after="160"/>
       </w:pPr>
       <w:r>
         <w:t xml:space="preserve">11. Considering the profiles as a whole, on a scale of 0-100 (0 = No compatibility, 100 = Perfect compatibility), rate the overall compatibility of the pair?</w:t>
@@ -241,7 +233,7 @@
     </w:p>
     <w:p>
       <w:pPr>
-        <w:spacing w:after="200"/>
+        <w:spacing w:after="160"/>
       </w:pPr>
       <w:r>
         <w:t xml:space="preserve">12. How confident are you in your overall compatibility rating? (0 = Not at all confident, 100 = Extremely confident)?</w:t>
@@ -249,7 +241,7 @@
     </w:p>
     <w:p>
       <w:pPr>
-        <w:spacing w:after="200"/>
+        <w:spacing w:after="160"/>
       </w:pPr>
       <w:r>
         <w:t xml:space="preserve">13. List the five most important factors that influenced your overall compatibility rating, ordered from most important to least important. For each factor, briefly indicate whether it increased or decreased compatibility.</w:t>
@@ -257,7 +249,7 @@
     </w:p>
     <w:p>
       <w:pPr>
-        <w:spacing w:before="200"/>
+        <w:spacing w:before="120"/>
       </w:pPr>
       <w:r>
         <w:rPr>

--- a/profiles/Pair_14_questionnaire.docx
+++ b/profiles/Pair_14_questionnaire.docx
@@ -16,7 +16,7 @@
         <w:spacing w:after="160"/>
       </w:pPr>
       <w:r>
-        <w:t xml:space="preserve">You will be presented with a pair of dating profiles selected from an online dating site. Evaluate the pair independently and base your judgments only on the information provided in the profiles below. Rate the pair on four compatibility dimensions followed by an overall compatibility assessment.</w:t>
+        <w:t xml:space="preserve">You will be presented with pairs of dating profiles selected from an online dating site. Evaluate each pair independently and base your judgments only on the information provided in the profiles. You will rate each pair on four compatibility dimensions followed by an overall compatibility assessment.</w:t>
       </w:r>
     </w:p>
     <w:p>
@@ -65,7 +65,7 @@
     </w:p>
     <w:p>
       <w:pPr>
-        <w:spacing w:after="120" w:before="120"/>
+        <w:spacing w:after="120" w:before="200"/>
       </w:pPr>
       <w:r>
         <w:rPr>
@@ -109,12 +109,8 @@
     </w:p>
     <w:p>
       <w:pPr>
-        <w:pStyle w:val="Heading2"/>
-        <w:spacing w:after="160" w:before="200"/>
-      </w:pPr>
-      <w:r>
-        <w:t xml:space="preserve">Questions</w:t>
-      </w:r>
+        <w:spacing w:after="80"/>
+      </w:pPr>
     </w:p>
     <w:p>
       <w:pPr>
@@ -126,7 +122,7 @@
     </w:p>
     <w:p>
       <w:pPr>
-        <w:spacing w:after="60"/>
+        <w:spacing w:after="80"/>
       </w:pPr>
       <w:r>
         <w:t xml:space="preserve">2. Which of the following best describes how these profiles were constructed:</w:t>
@@ -156,7 +152,7 @@
         <w:ind w:left="720"/>
       </w:pPr>
       <w:r>
-        <w:t xml:space="preserve">c. Written through human-AI collaboration</w:t>
+        <w:t xml:space="preserve">c. Written by human-AI collaboration</w:t>
       </w:r>
     </w:p>
     <w:p>
@@ -172,7 +168,7 @@
         <w:spacing w:after="160"/>
       </w:pPr>
       <w:r>
-        <w:t xml:space="preserve">4. How confident are you in your social and demographic rating? (0 = Not at all confident, 100 = Extremely confident)</w:t>
+        <w:t xml:space="preserve">4. How confident are you in your compatibility rating on social and demographic characteristics? (0 = Not at all confident, 100 = Extremely confident)</w:t>
       </w:r>
     </w:p>
     <w:p>
@@ -188,7 +184,7 @@
         <w:spacing w:after="160"/>
       </w:pPr>
       <w:r>
-        <w:t xml:space="preserve">6. How confident are you in your psychological compatibility rating? (0 = Not at all confident, 100 = Extremely confident)?</w:t>
+        <w:t xml:space="preserve">6. How confident are you in your compatibility rating of their psychological characteristics? (0 = Not at all confident, 100 = Extremely confident)?</w:t>
       </w:r>
     </w:p>
     <w:p>
@@ -204,7 +200,7 @@
         <w:spacing w:after="160"/>
       </w:pPr>
       <w:r>
-        <w:t xml:space="preserve">8. How confident are you in your hobbies, lifestyle, and interests compatibility rating? (0 = Not at all confident, 100 = Extremely confident)?</w:t>
+        <w:t xml:space="preserve">8. How confident are you in your compatibility rating of their hobbies, lifestyle, and interests? (0 = Not at all confident, 100 = Extremely confident)?</w:t>
       </w:r>
     </w:p>
     <w:p>
@@ -220,7 +216,7 @@
         <w:spacing w:after="160"/>
       </w:pPr>
       <w:r>
-        <w:t xml:space="preserve">10. How confident are you in your partner-expectation compatibility rating? (0 = Not at all confident, 100 = Extremely confident)</w:t>
+        <w:t xml:space="preserve">10. How confident are you in your compatibility rating of partner expectations? (0 = Not at all confident, 100 = Extremely confident)</w:t>
       </w:r>
     </w:p>
     <w:p>
@@ -241,22 +237,52 @@
     </w:p>
     <w:p>
       <w:pPr>
-        <w:spacing w:after="160"/>
-      </w:pPr>
-      <w:r>
-        <w:t xml:space="preserve">13. List the five most important factors that influenced your overall compatibility rating, ordered from most important to least important. For each factor, briefly indicate whether it increased or decreased compatibility.</w:t>
-      </w:r>
-    </w:p>
-    <w:p>
-      <w:pPr>
-        <w:spacing w:before="120"/>
-      </w:pPr>
-      <w:r>
-        <w:rPr>
-          <w:i/>
-          <w:iCs/>
-        </w:rPr>
-        <w:t xml:space="preserve">Please return your responses in numbered order and provide one numeric value for each scale item.</w:t>
+        <w:spacing w:after="80"/>
+      </w:pPr>
+      <w:r>
+        <w:t xml:space="preserve">13. List up to five distinct factors that most influenced your overall compatibility rating, ordered from most important to least important. If you have more than five distinct factors, create a sixth factor labeled “Other” to account for all the factors that did not fit into the first five.</w:t>
+      </w:r>
+    </w:p>
+    <w:p>
+      <w:pPr>
+        <w:spacing w:after="60"/>
+      </w:pPr>
+      <w:r>
+        <w:t xml:space="preserve">For each factor:</w:t>
+      </w:r>
+    </w:p>
+    <w:p>
+      <w:pPr>
+        <w:spacing w:after="40"/>
+        <w:ind w:left="720"/>
+      </w:pPr>
+      <w:r>
+        <w:t xml:space="preserve">(1) Briefly indicate whether it increased or decreased compatibility; and</w:t>
+      </w:r>
+    </w:p>
+    <w:p>
+      <w:pPr>
+        <w:spacing w:after="160"/>
+        <w:ind w:left="720"/>
+      </w:pPr>
+      <w:r>
+        <w:t xml:space="preserve">(2) Distribute 100 points over all factors you just listed relative to their importance toward your overall compatibility rating. Assign more points based on the importance of the factor. However, the total points assigned to all factors must add to 100.</w:t>
+      </w:r>
+    </w:p>
+    <w:p>
+      <w:pPr>
+        <w:spacing w:after="160"/>
+      </w:pPr>
+      <w:r>
+        <w:t xml:space="preserve">Please return a numeric value for Items 1 through 12.</w:t>
+      </w:r>
+    </w:p>
+    <w:p>
+      <w:pPr>
+        <w:spacing w:after="160"/>
+      </w:pPr>
+      <w:r>
+        <w:t xml:space="preserve">For Item 13, return an ordered list of distinct factors, indicating whether the factor increased or decreased compatibility. In addition, for each factor return a numeric value of relative importance.</w:t>
       </w:r>
     </w:p>
     <w:sectPr>

--- a/profiles/Pair_14_questionnaire.docx
+++ b/profiles/Pair_14_questionnaire.docx
@@ -8,7 +8,7 @@
         <w:spacing w:after="200"/>
       </w:pPr>
       <w:r>
-        <w:t xml:space="preserve">Profile Pair Compatibility Questionnaire — Pair 14</w:t>
+        <w:t xml:space="preserve">Profile Pair Compatibility Questionnaire: Pair 14</w:t>
       </w:r>
     </w:p>
     <w:p>
@@ -80,7 +80,7 @@
         <w:spacing w:after="160"/>
       </w:pPr>
       <w:r>
-        <w:t xml:space="preserve">I'm 29, and I'm a structural engineer, mostly working on bridges and parking structures. Professional license, and a master's degree before it. White, six foot exactly — the tallest woman in every room since middle school. I grew up here and I intend to stay.</w:t>
+        <w:t xml:space="preserve">I'm 29, and I'm a structural engineer, mostly working on bridges and parking structures. Professional license, and a master's degree before it. White, six foot exactly, the tallest woman in every room since middle school. I grew up here and I intend to stay.</w:t>
       </w:r>
     </w:p>
     <w:p>
@@ -96,7 +96,7 @@
         <w:spacing w:after="160"/>
       </w:pPr>
       <w:r>
-        <w:t xml:space="preserve">The jazz I inherited from my father, and it has proved permanent. The crossword happens every day, and I am strict about it. Bouldering occupies three or four evenings a week — the reach contributes considerably more than people assume. On weekends I run.</w:t>
+        <w:t xml:space="preserve">The jazz I inherited from my father, and it has proved permanent. The crossword happens every day, and I am strict about it. Bouldering occupies three or four evenings a week, the reach contributes considerably more than people assume. On weekends I run.</w:t>
       </w:r>
     </w:p>
     <w:p>

--- a/profiles/Pair_14_questionnaire.docx
+++ b/profiles/Pair_14_questionnaire.docx
@@ -5,23 +5,22 @@
     <w:p>
       <w:pPr>
         <w:pStyle w:val="Heading1"/>
-        <w:spacing w:after="200"/>
-      </w:pPr>
-      <w:r>
-        <w:t xml:space="preserve">Profile Pair Compatibility Questionnaire: Pair 14</w:t>
-      </w:r>
-    </w:p>
-    <w:p>
-      <w:pPr>
-        <w:spacing w:after="160"/>
-      </w:pPr>
-      <w:r>
-        <w:t xml:space="preserve">You will be presented with pairs of dating profiles selected from an online dating site. Evaluate each pair independently and base your judgments only on the information provided in the profiles. You will rate each pair on four compatibility dimensions followed by an overall compatibility assessment.</w:t>
-      </w:r>
-    </w:p>
-    <w:p>
-      <w:pPr>
-        <w:spacing w:after="120" w:before="120"/>
+      </w:pPr>
+      <w:r>
+        <w:t xml:space="preserve">Profile Pair Compatibility Questionnaire — Pair 14</w:t>
+      </w:r>
+    </w:p>
+    <w:p>
+      <w:pPr>
+        <w:spacing w:after="300"/>
+      </w:pPr>
+      <w:r>
+        <w:t xml:space="preserve">You will be presented with a pair of dating profiles selected from an online dating site. Evaluate the pair independently and base your judgments only on the information provided in the profiles below. Rate the pair on four compatibility dimensions followed by an overall compatibility assessment.</w:t>
+      </w:r>
+    </w:p>
+    <w:p>
+      <w:pPr>
+        <w:spacing w:after="100" w:before="200"/>
       </w:pPr>
       <w:r>
         <w:rPr>
@@ -33,7 +32,7 @@
     </w:p>
     <w:p>
       <w:pPr>
-        <w:spacing w:after="160"/>
+        <w:spacing w:after="150"/>
       </w:pPr>
       <w:r>
         <w:t xml:space="preserve">I'm 32, and I'm a pharmacist at a hospital, which is considerably more clinical than the retail version and I substantially prefer it that way. Doctorate in pharmacy. White, five foot six, and I have been exactly that height since I was approximately fourteen. My parents live about an hour away.</w:t>
@@ -41,15 +40,15 @@
     </w:p>
     <w:p>
       <w:pPr>
-        <w:spacing w:after="160"/>
-      </w:pPr>
-      <w:r>
-        <w:t xml:space="preserve">I'm steady and hard to knock off balance, which the job rewards continuously. I would rather raise something awkward immediately than let it become permanent through neglect. No one has ever called me spontaneous, and I have made my peace with that. I'm reliably told that I am easy company, which I sincerely hope is accurate.</w:t>
-      </w:r>
-    </w:p>
-    <w:p>
-      <w:pPr>
-        <w:spacing w:after="160"/>
+        <w:spacing w:after="150"/>
+      </w:pPr>
+      <w:r>
+        <w:t xml:space="preserve">I'm steady and difficult to rattle, which the job rewards continuously. I would rather raise something awkward immediately than allow it to become permanent through neglect. Nobody has ever described me as spontaneous, and I have made my peace with that. Reliably told that I am easy company, which I sincerely hope is accurate.</w:t>
+      </w:r>
+    </w:p>
+    <w:p>
+      <w:pPr>
+        <w:spacing w:after="150"/>
       </w:pPr>
       <w:r>
         <w:t xml:space="preserve">Most of my week ends at a bouldering wall, and I'm considerably stronger than I appear to be. I swim when my shoulders need a break from the climbing. I do the crossword most mornings and I'm generally a puzzle junkie about anything similar. I listen to a great deal of jazz, and I care unreasonably about high-definition audio.</w:t>
@@ -57,7 +56,7 @@
     </w:p>
     <w:p>
       <w:pPr>
-        <w:spacing w:after="160"/>
+        <w:spacing w:after="150"/>
       </w:pPr>
       <w:r>
         <w:t xml:space="preserve">Message me if you climb, or would be willing to try it. Direct suits me. And plainly: I am five foot six, and I know that ends the conversation for a considerable number of people, so I would rather establish it now than after three messages.</w:t>
@@ -65,7 +64,7 @@
     </w:p>
     <w:p>
       <w:pPr>
-        <w:spacing w:after="120" w:before="200"/>
+        <w:spacing w:after="100" w:before="200"/>
       </w:pPr>
       <w:r>
         <w:rPr>
@@ -77,31 +76,31 @@
     </w:p>
     <w:p>
       <w:pPr>
-        <w:spacing w:after="160"/>
-      </w:pPr>
-      <w:r>
-        <w:t xml:space="preserve">I'm 29, and I'm a structural engineer, mostly working on bridges and parking structures. Professional license, and a master's degree before it. White, six foot exactly, the tallest woman in every room since middle school. I grew up here and I intend to stay.</w:t>
-      </w:r>
-    </w:p>
-    <w:p>
-      <w:pPr>
-        <w:spacing w:after="160"/>
-      </w:pPr>
-      <w:r>
-        <w:t xml:space="preserve">I'm direct, occasionally more than people are expecting. I would rather have an uncomfortable conversation today than a resentful one later. I'm reasonably warm once I'm no longer being measured, which does take a while. Genuinely difficult to offend, and I have had a considerable amount of practice.</w:t>
-      </w:r>
-    </w:p>
-    <w:p>
-      <w:pPr>
-        <w:spacing w:after="160"/>
-      </w:pPr>
-      <w:r>
-        <w:t xml:space="preserve">The jazz I inherited from my father, and it has proved permanent. The crossword happens every day, and I am strict about it. Bouldering occupies three or four evenings a week, the reach contributes considerably more than people assume. On weekends I run.</w:t>
-      </w:r>
-    </w:p>
-    <w:p>
-      <w:pPr>
-        <w:spacing w:after="160"/>
+        <w:spacing w:after="150"/>
+      </w:pPr>
+      <w:r>
+        <w:t xml:space="preserve">I'm 29, and I'm a structural engineer, mostly working on bridges and parking structures. Professional license, and a master's degree before it. White, six foot exactly, and I have been the tallest woman in every room since I was approximately twelve. I grew up here and I intend to stay.</w:t>
+      </w:r>
+    </w:p>
+    <w:p>
+      <w:pPr>
+        <w:spacing w:after="150"/>
+      </w:pPr>
+      <w:r>
+        <w:t xml:space="preserve">I'm direct, occasionally more than people are expecting. I would rather have an uncomfortable conversation immediately than a resentful one considerably later. I'm reasonably warm once I'm no longer being measured, which does take a while. Genuinely difficult to offend, and I have had a considerable amount of practice.</w:t>
+      </w:r>
+    </w:p>
+    <w:p>
+      <w:pPr>
+        <w:spacing w:after="150"/>
+      </w:pPr>
+      <w:r>
+        <w:t xml:space="preserve">Bouldering, three or four evenings a week, and the reach helps considerably more than people assume that it does. I run at weekends. I do the crossword every morning, and I'm fairly religious about it. I listen to a lot of jazz, which I inherited from my father.</w:t>
+      </w:r>
+    </w:p>
+    <w:p>
+      <w:pPr>
+        <w:spacing w:after="150"/>
       </w:pPr>
       <w:r>
         <w:t xml:space="preserve">I am six foot, and men have been strange about that my entire life. I would rather you decided about it now than resented it quietly later. Otherwise, I am looking for somebody who says the awkward thing out loud, and who already climbs or would let me drag them to a wall once.</w:t>
@@ -109,12 +108,20 @@
     </w:p>
     <w:p>
       <w:pPr>
-        <w:spacing w:after="80"/>
-      </w:pPr>
-    </w:p>
-    <w:p>
-      <w:pPr>
-        <w:spacing w:after="160"/>
+        <w:pStyle w:val="Heading2"/>
+        <w:spacing w:after="150" w:before="300"/>
+      </w:pPr>
+      <w:r>
+        <w:rPr>
+          <w:b/>
+          <w:bCs/>
+        </w:rPr>
+        <w:t xml:space="preserve">Questions</w:t>
+      </w:r>
+    </w:p>
+    <w:p>
+      <w:pPr>
+        <w:spacing w:after="200"/>
       </w:pPr>
       <w:r>
         <w:t xml:space="preserve">1. How realistic do these two dating profiles appear? (1 = Not at all realistic, 7 = Highly realistic)</w:t>
@@ -122,7 +129,7 @@
     </w:p>
     <w:p>
       <w:pPr>
-        <w:spacing w:after="80"/>
+        <w:spacing w:after="200"/>
       </w:pPr>
       <w:r>
         <w:t xml:space="preserve">2. Which of the following best describes how these profiles were constructed:</w:t>
@@ -130,34 +137,39 @@
     </w:p>
     <w:p>
       <w:pPr>
-        <w:spacing w:after="40"/>
-        <w:ind w:left="720"/>
-      </w:pPr>
-      <w:r>
-        <w:t xml:space="preserve">a. Written by LLMs without human input</w:t>
-      </w:r>
-    </w:p>
-    <w:p>
-      <w:pPr>
-        <w:spacing w:after="40"/>
-        <w:ind w:left="720"/>
-      </w:pPr>
-      <w:r>
-        <w:t xml:space="preserve">b. Written by Humans without LLM assistance</w:t>
-      </w:r>
-    </w:p>
-    <w:p>
-      <w:pPr>
-        <w:spacing w:after="160"/>
-        <w:ind w:left="720"/>
-      </w:pPr>
-      <w:r>
-        <w:t xml:space="preserve">c. Written by human-AI collaboration</w:t>
-      </w:r>
-    </w:p>
-    <w:p>
-      <w:pPr>
-        <w:spacing w:after="160"/>
+        <w:spacing w:after="100"/>
+        <w:ind w:left="360"/>
+      </w:pPr>
+      <w:r>
+        <w:t xml:space="preserve">1. Written by LLMs without human input</w:t>
+      </w:r>
+    </w:p>
+    <w:p>
+      <w:pPr>
+        <w:spacing w:after="100"/>
+        <w:ind w:left="360"/>
+      </w:pPr>
+      <w:r>
+        <w:t xml:space="preserve">2. Written by Humans without LLM assistance</w:t>
+      </w:r>
+    </w:p>
+    <w:p>
+      <w:pPr>
+        <w:spacing w:after="100"/>
+        <w:ind w:left="360"/>
+      </w:pPr>
+      <w:r>
+        <w:t xml:space="preserve">3. Written through human-AI collaboration</w:t>
+      </w:r>
+    </w:p>
+    <w:p>
+      <w:pPr>
+        <w:spacing w:after="100"/>
+      </w:pPr>
+    </w:p>
+    <w:p>
+      <w:pPr>
+        <w:spacing w:after="200"/>
       </w:pPr>
       <w:r>
         <w:t xml:space="preserve">3. On a scale of 0-100 (0 = No compatibility, 100 = Perfect compatibility), rate the compatibility of the pair based on their social and demographic characteristics such as age, ethnicity, religion, education, height, body type, and other relevant background characteristics.</w:t>
@@ -165,15 +177,15 @@
     </w:p>
     <w:p>
       <w:pPr>
-        <w:spacing w:after="160"/>
-      </w:pPr>
-      <w:r>
-        <w:t xml:space="preserve">4. How confident are you in your compatibility rating on social and demographic characteristics? (0 = Not at all confident, 100 = Extremely confident)</w:t>
-      </w:r>
-    </w:p>
-    <w:p>
-      <w:pPr>
-        <w:spacing w:after="160"/>
+        <w:spacing w:after="200"/>
+      </w:pPr>
+      <w:r>
+        <w:t xml:space="preserve">4. How confident are you in your social and demographic rating? (0 = Not at all confident, 100 = Extremely confident)</w:t>
+      </w:r>
+    </w:p>
+    <w:p>
+      <w:pPr>
+        <w:spacing w:after="200"/>
       </w:pPr>
       <w:r>
         <w:t xml:space="preserve">5. On a scale of 0-100 (0 = No compatibility, 100 = Perfect compatibility), rate the compatibility of the pair based on their psychological characteristics, personality, and interpersonal style.</w:t>
@@ -181,15 +193,15 @@
     </w:p>
     <w:p>
       <w:pPr>
-        <w:spacing w:after="160"/>
-      </w:pPr>
-      <w:r>
-        <w:t xml:space="preserve">6. How confident are you in your compatibility rating of their psychological characteristics? (0 = Not at all confident, 100 = Extremely confident)?</w:t>
-      </w:r>
-    </w:p>
-    <w:p>
-      <w:pPr>
-        <w:spacing w:after="160"/>
+        <w:spacing w:after="200"/>
+      </w:pPr>
+      <w:r>
+        <w:t xml:space="preserve">6. How confident are you in your psychological compatibility rating? (0 = Not at all confident, 100 = Extremely confident)?</w:t>
+      </w:r>
+    </w:p>
+    <w:p>
+      <w:pPr>
+        <w:spacing w:after="200"/>
       </w:pPr>
       <w:r>
         <w:t xml:space="preserve">7. On a scale of 0-100 (0 = No compatibility, 100 = Perfect compatibility), rate the compatibility of the pair based on their hobbies, lifestyles, activities, and interests.</w:t>
@@ -197,15 +209,15 @@
     </w:p>
     <w:p>
       <w:pPr>
-        <w:spacing w:after="160"/>
-      </w:pPr>
-      <w:r>
-        <w:t xml:space="preserve">8. How confident are you in your compatibility rating of their hobbies, lifestyle, and interests? (0 = Not at all confident, 100 = Extremely confident)?</w:t>
-      </w:r>
-    </w:p>
-    <w:p>
-      <w:pPr>
-        <w:spacing w:after="160"/>
+        <w:spacing w:after="200"/>
+      </w:pPr>
+      <w:r>
+        <w:t xml:space="preserve">8. How confident are you in your hobbies, lifestyle, and interests compatibility rating? (0 = Not at all confident, 100 = Extremely confident)?</w:t>
+      </w:r>
+    </w:p>
+    <w:p>
+      <w:pPr>
+        <w:spacing w:after="200"/>
       </w:pPr>
       <w:r>
         <w:t xml:space="preserve">9. On a scale of 0-100 (0 = No compatibility, 100 = Perfect compatibility), rate the compatibility of the pair based on their expectations from their partner or relationship.</w:t>
@@ -213,15 +225,15 @@
     </w:p>
     <w:p>
       <w:pPr>
-        <w:spacing w:after="160"/>
-      </w:pPr>
-      <w:r>
-        <w:t xml:space="preserve">10. How confident are you in your compatibility rating of partner expectations? (0 = Not at all confident, 100 = Extremely confident)</w:t>
-      </w:r>
-    </w:p>
-    <w:p>
-      <w:pPr>
-        <w:spacing w:after="160"/>
+        <w:spacing w:after="200"/>
+      </w:pPr>
+      <w:r>
+        <w:t xml:space="preserve">10. How confident are you in your partner-expectation compatibility rating? (0 = Not at all confident, 100 = Extremely confident)</w:t>
+      </w:r>
+    </w:p>
+    <w:p>
+      <w:pPr>
+        <w:spacing w:after="200"/>
       </w:pPr>
       <w:r>
         <w:t xml:space="preserve">11. Considering the profiles as a whole, on a scale of 0-100 (0 = No compatibility, 100 = Perfect compatibility), rate the overall compatibility of the pair?</w:t>
@@ -229,7 +241,7 @@
     </w:p>
     <w:p>
       <w:pPr>
-        <w:spacing w:after="160"/>
+        <w:spacing w:after="200"/>
       </w:pPr>
       <w:r>
         <w:t xml:space="preserve">12. How confident are you in your overall compatibility rating? (0 = Not at all confident, 100 = Extremely confident)?</w:t>
@@ -237,24 +249,23 @@
     </w:p>
     <w:p>
       <w:pPr>
-        <w:spacing w:after="80"/>
-      </w:pPr>
-      <w:r>
-        <w:t xml:space="preserve">13. List up to five distinct factors that most influenced your overall compatibility rating, ordered from most important to least important. If you have more than five distinct factors, create a sixth factor labeled “Other” to account for all the factors that did not fit into the first five.</w:t>
-      </w:r>
-    </w:p>
-    <w:p>
-      <w:pPr>
         <w:spacing w:after="60"/>
       </w:pPr>
       <w:r>
+        <w:t xml:space="preserve">13. List up to five distinct factors that most influenced your overall compatibility rating, ordered from most important to least important. If you have more than five distinct factors, create a sixth factor labeled "Other" to account for all the factors that did not fit into the first five.</w:t>
+      </w:r>
+    </w:p>
+    <w:p>
+      <w:pPr>
+        <w:spacing w:after="60"/>
+      </w:pPr>
+      <w:r>
         <w:t xml:space="preserve">For each factor:</w:t>
       </w:r>
     </w:p>
     <w:p>
       <w:pPr>
-        <w:spacing w:after="40"/>
-        <w:ind w:left="720"/>
+        <w:spacing w:after="60"/>
       </w:pPr>
       <w:r>
         <w:t xml:space="preserve">(1) Briefly indicate whether it increased or decreased compatibility; and</w:t>
@@ -262,8 +273,7 @@
     </w:p>
     <w:p>
       <w:pPr>
-        <w:spacing w:after="160"/>
-        <w:ind w:left="720"/>
+        <w:spacing w:after="200"/>
       </w:pPr>
       <w:r>
         <w:t xml:space="preserve">(2) Distribute 100 points over all factors you just listed relative to their importance toward your overall compatibility rating. Assign more points based on the importance of the factor. However, the total points assigned to all factors must add to 100.</w:t>
@@ -271,18 +281,14 @@
     </w:p>
     <w:p>
       <w:pPr>
-        <w:spacing w:after="160"/>
-      </w:pPr>
-      <w:r>
-        <w:t xml:space="preserve">Please return a numeric value for Items 1 through 12.</w:t>
-      </w:r>
-    </w:p>
-    <w:p>
-      <w:pPr>
-        <w:spacing w:after="160"/>
-      </w:pPr>
-      <w:r>
-        <w:t xml:space="preserve">For Item 13, return an ordered list of distinct factors, indicating whether the factor increased or decreased compatibility. In addition, for each factor return a numeric value of relative importance.</w:t>
+        <w:spacing w:before="200"/>
+      </w:pPr>
+      <w:r>
+        <w:rPr>
+          <w:i/>
+          <w:iCs/>
+        </w:rPr>
+        <w:t xml:space="preserve">Please return a numeric value for Items 1 through 12. For Item 13, return an ordered list of distinct factors, indicating whether the factor increased or decreased compatibility. In addition, for each factor return a numeric value of relative importance.</w:t>
       </w:r>
     </w:p>
     <w:sectPr>
